--- a/Дополнение к ТЗ.docx
+++ b/Дополнение к ТЗ.docx
@@ -32,6 +32,7 @@
           <w:color w:val="000000" w:themeColor="text1"/>
           <w:sz w:val="28"/>
           <w:szCs w:val="28"/>
+          <w:lang w:val="ru-RU"/>
         </w:rPr>
       </w:pPr>
       <w:r>
@@ -669,7 +670,6 @@
                 <w:sz w:val="28"/>
                 <w:szCs w:val="28"/>
               </w:rPr>
-              <w:lastRenderedPageBreak/>
               <w:t>QR</w:t>
             </w:r>
             <w:r>
@@ -4167,7 +4167,27 @@
           <w:szCs w:val="28"/>
           <w:lang w:val="ru-RU"/>
         </w:rPr>
-        <w:t xml:space="preserve"> существуют (созданы миграцией ещё на этапе, соответствующем этому ТЗ), но ни один роутер, сервис или схема на них не ссылается — ни чтения, ни записи нигде в коде. По факту функция мертва: таблица есть, поведения нет. Вместе с ней неактуален пункт БП-14 из раздела 5 ТЗ.</w:t>
+        <w:t xml:space="preserve"> существуют (созданы миграцией ещё на этапе, соответствующем этому ТЗ), но ни один роутер, сервис или схема на них не ссылается — ни чтения, ни записи нигд</w:t>
+      </w:r>
+      <w:r>
+        <w:rPr>
+          <w:rFonts w:ascii="Times New Roman" w:hAnsi="Times New Roman" w:cs="Times New Roman"/>
+          <w:color w:val="000000" w:themeColor="text1"/>
+          <w:sz w:val="28"/>
+          <w:szCs w:val="28"/>
+          <w:lang w:val="ru-RU"/>
+        </w:rPr>
+        <w:t>е</w:t>
+      </w:r>
+      <w:r>
+        <w:rPr>
+          <w:rFonts w:ascii="Times New Roman" w:hAnsi="Times New Roman" w:cs="Times New Roman"/>
+          <w:color w:val="000000" w:themeColor="text1"/>
+          <w:sz w:val="28"/>
+          <w:szCs w:val="28"/>
+          <w:lang w:val="ru-RU"/>
+        </w:rPr>
+        <w:t>. По факту функция мертва: таблица есть, поведения нет. Вместе с ней неактуален пункт БП-14 из раздела 5 ТЗ.</w:t>
       </w:r>
     </w:p>
     <w:p>
@@ -4350,7 +4370,7 @@
           <w:szCs w:val="28"/>
           <w:lang w:val="ru-RU"/>
         </w:rPr>
-        <w:t xml:space="preserve"> требование выполняется: у пользователей ШУ становится недоступен. Дополнительно (решение сессии от 11.08.2026): при удалении </w:t>
+        <w:t xml:space="preserve"> требование выполняется: у пользователей ШУ становится недоступен. Дополнительно (решение от 11.08.2026): при удалении </w:t>
       </w:r>
       <w:proofErr w:type="spellStart"/>
       <w:r>
@@ -7498,6 +7518,7 @@
           <w:color w:val="000000" w:themeColor="text1"/>
           <w:sz w:val="28"/>
           <w:szCs w:val="28"/>
+          <w:lang w:val="ru-RU"/>
         </w:rPr>
       </w:pPr>
       <w:r>
@@ -7709,6 +7730,7 @@
           <w:color w:val="000000" w:themeColor="text1"/>
           <w:sz w:val="28"/>
           <w:szCs w:val="28"/>
+          <w:lang w:val="ru-RU"/>
         </w:rPr>
       </w:pPr>
     </w:p>
@@ -8487,6 +8509,7 @@
           <w:color w:val="000000" w:themeColor="text1"/>
           <w:sz w:val="28"/>
           <w:szCs w:val="28"/>
+          <w:lang w:val="ru-RU"/>
         </w:rPr>
       </w:pPr>
       <w:r>
@@ -8505,6 +8528,7 @@
           <w:color w:val="000000" w:themeColor="text1"/>
           <w:sz w:val="28"/>
           <w:szCs w:val="28"/>
+          <w:lang w:val="ru-RU"/>
         </w:rPr>
         <w:t>│</w:t>
       </w:r>
@@ -8516,6 +8540,7 @@
           <w:color w:val="000000" w:themeColor="text1"/>
           <w:sz w:val="28"/>
           <w:szCs w:val="28"/>
+          <w:lang w:val="ru-RU"/>
         </w:rPr>
       </w:pPr>
       <w:r>
@@ -8524,28 +8549,9 @@
           <w:color w:val="000000" w:themeColor="text1"/>
           <w:sz w:val="28"/>
           <w:szCs w:val="28"/>
-        </w:rPr>
-        <w:t xml:space="preserve">        ├── </w:t>
-      </w:r>
-      <w:proofErr w:type="spellStart"/>
-      <w:r>
-        <w:rPr>
-          <w:rFonts w:ascii="Times New Roman" w:hAnsi="Times New Roman" w:cs="Times New Roman"/>
-          <w:color w:val="000000" w:themeColor="text1"/>
-          <w:sz w:val="28"/>
-          <w:szCs w:val="28"/>
-        </w:rPr>
-        <w:t>Фото</w:t>
-      </w:r>
-      <w:proofErr w:type="spellEnd"/>
-      <w:r>
-        <w:rPr>
-          <w:rFonts w:ascii="Times New Roman" w:hAnsi="Times New Roman" w:cs="Times New Roman"/>
-          <w:color w:val="000000" w:themeColor="text1"/>
-          <w:sz w:val="28"/>
-          <w:szCs w:val="28"/>
-        </w:rPr>
-        <w:t>/</w:t>
+          <w:lang w:val="ru-RU"/>
+        </w:rPr>
+        <w:t xml:space="preserve">        ├── Фото/</w:t>
       </w:r>
     </w:p>
     <w:p>
@@ -8555,6 +8561,7 @@
           <w:color w:val="000000" w:themeColor="text1"/>
           <w:sz w:val="28"/>
           <w:szCs w:val="28"/>
+          <w:lang w:val="ru-RU"/>
         </w:rPr>
       </w:pPr>
       <w:r>
@@ -8563,46 +8570,29 @@
           <w:color w:val="000000" w:themeColor="text1"/>
           <w:sz w:val="28"/>
           <w:szCs w:val="28"/>
+          <w:lang w:val="ru-RU"/>
         </w:rPr>
         <w:t xml:space="preserve">        │   ├── (</w:t>
       </w:r>
-      <w:proofErr w:type="spellStart"/>
-      <w:r>
-        <w:rPr>
-          <w:rFonts w:ascii="Times New Roman" w:hAnsi="Times New Roman" w:cs="Times New Roman"/>
-          <w:color w:val="000000" w:themeColor="text1"/>
-          <w:sz w:val="28"/>
-          <w:szCs w:val="28"/>
-        </w:rPr>
-        <w:t>фото</w:t>
-      </w:r>
-      <w:proofErr w:type="spellEnd"/>
-      <w:r>
-        <w:rPr>
-          <w:rFonts w:ascii="Times New Roman" w:hAnsi="Times New Roman" w:cs="Times New Roman"/>
-          <w:color w:val="000000" w:themeColor="text1"/>
-          <w:sz w:val="28"/>
-          <w:szCs w:val="28"/>
-        </w:rPr>
-        <w:t xml:space="preserve"> </w:t>
-      </w:r>
-      <w:proofErr w:type="spellStart"/>
-      <w:r>
-        <w:rPr>
-          <w:rFonts w:ascii="Times New Roman" w:hAnsi="Times New Roman" w:cs="Times New Roman"/>
-          <w:color w:val="000000" w:themeColor="text1"/>
-          <w:sz w:val="28"/>
-          <w:szCs w:val="28"/>
-        </w:rPr>
-        <w:t>проекта</w:t>
-      </w:r>
-      <w:proofErr w:type="spellEnd"/>
-      <w:r>
-        <w:rPr>
-          <w:rFonts w:ascii="Times New Roman" w:hAnsi="Times New Roman" w:cs="Times New Roman"/>
-          <w:color w:val="000000" w:themeColor="text1"/>
-          <w:sz w:val="28"/>
-          <w:szCs w:val="28"/>
+      <w:proofErr w:type="gramStart"/>
+      <w:r>
+        <w:rPr>
+          <w:rFonts w:ascii="Times New Roman" w:hAnsi="Times New Roman" w:cs="Times New Roman"/>
+          <w:color w:val="000000" w:themeColor="text1"/>
+          <w:sz w:val="28"/>
+          <w:szCs w:val="28"/>
+          <w:lang w:val="ru-RU"/>
+        </w:rPr>
+        <w:t>фото проекта</w:t>
+      </w:r>
+      <w:proofErr w:type="gramEnd"/>
+      <w:r>
+        <w:rPr>
+          <w:rFonts w:ascii="Times New Roman" w:hAnsi="Times New Roman" w:cs="Times New Roman"/>
+          <w:color w:val="000000" w:themeColor="text1"/>
+          <w:sz w:val="28"/>
+          <w:szCs w:val="28"/>
+          <w:lang w:val="ru-RU"/>
         </w:rPr>
         <w:t>)</w:t>
       </w:r>
@@ -8623,6 +8613,7 @@
           <w:color w:val="000000" w:themeColor="text1"/>
           <w:sz w:val="28"/>
           <w:szCs w:val="28"/>
+          <w:lang w:val="ru-RU"/>
         </w:rPr>
         <w:t xml:space="preserve">        </w:t>
       </w:r>
